--- a/Docs/Mi_Hirunk_dokumentacio_bovitett.docx
+++ b/Docs/Mi_Hirunk_dokumentacio_bovitett.docx
@@ -9780,55 +9780,7 @@
         <w:rPr>
           <w:lang w:val="hu-HU"/>
         </w:rPr>
-        <w:t>Ez</w:t>
-      </w:r>
-      <w:r>
-        <w:rPr>
-          <w:lang w:val="hu-HU"/>
-        </w:rPr>
-        <w:t xml:space="preserve"> </w:t>
-      </w:r>
-      <w:r>
-        <w:rPr>
-          <w:lang w:val="hu-HU"/>
-        </w:rPr>
-        <w:t>azért</w:t>
-      </w:r>
-      <w:r>
-        <w:rPr>
-          <w:lang w:val="hu-HU"/>
-        </w:rPr>
-        <w:t xml:space="preserve"> </w:t>
-      </w:r>
-      <w:r>
-        <w:rPr>
-          <w:lang w:val="hu-HU"/>
-        </w:rPr>
-        <w:t>jó,</w:t>
-      </w:r>
-      <w:r>
-        <w:rPr>
-          <w:lang w:val="hu-HU"/>
-        </w:rPr>
-        <w:t xml:space="preserve"> </w:t>
-      </w:r>
-      <w:r>
-        <w:rPr>
-          <w:lang w:val="hu-HU"/>
-        </w:rPr>
-        <w:t>mert</w:t>
-      </w:r>
-      <w:r>
-        <w:rPr>
-          <w:lang w:val="hu-HU"/>
-        </w:rPr>
-        <w:t xml:space="preserve"> </w:t>
-      </w:r>
-      <w:r>
-        <w:rPr>
-          <w:lang w:val="hu-HU"/>
-        </w:rPr>
-        <w:t>nem</w:t>
+        <w:t>Ezért nem</w:t>
       </w:r>
       <w:r>
         <w:rPr>
@@ -31549,43 +31501,7 @@
         <w:rPr>
           <w:lang w:val="hu-HU"/>
         </w:rPr>
-        <w:t>Ez</w:t>
-      </w:r>
-      <w:r>
-        <w:rPr>
-          <w:lang w:val="hu-HU"/>
-        </w:rPr>
-        <w:t xml:space="preserve"> </w:t>
-      </w:r>
-      <w:r>
-        <w:rPr>
-          <w:lang w:val="hu-HU"/>
-        </w:rPr>
-        <w:t>azért</w:t>
-      </w:r>
-      <w:r>
-        <w:rPr>
-          <w:lang w:val="hu-HU"/>
-        </w:rPr>
-        <w:t xml:space="preserve"> </w:t>
-      </w:r>
-      <w:r>
-        <w:rPr>
-          <w:lang w:val="hu-HU"/>
-        </w:rPr>
-        <w:t>jó,</w:t>
-      </w:r>
-      <w:r>
-        <w:rPr>
-          <w:lang w:val="hu-HU"/>
-        </w:rPr>
-        <w:t xml:space="preserve"> </w:t>
-      </w:r>
-      <w:r>
-        <w:rPr>
-          <w:lang w:val="hu-HU"/>
-        </w:rPr>
-        <w:t>mert</w:t>
+        <w:t>Ennek a felépítésnek köszönhetően</w:t>
       </w:r>
       <w:r>
         <w:rPr>
@@ -31663,7 +31579,19 @@
         <w:rPr>
           <w:lang w:val="hu-HU"/>
         </w:rPr>
+        <w:t xml:space="preserve"> elem beletéve,</w:t>
+      </w:r>
+      <w:r>
+        <w:rPr>
+          <w:lang w:val="hu-HU"/>
+        </w:rPr>
         <w:t xml:space="preserve"> ami így átláthatatlanná válna</w:t>
+      </w:r>
+      <w:r>
+        <w:rPr>
+          <w:lang w:val="hu-HU"/>
+        </w:rPr>
+        <w:t xml:space="preserve"> elég gyorsan</w:t>
       </w:r>
       <w:r>
         <w:rPr>
@@ -52294,7 +52222,7 @@
         <w:i/>
         <w:noProof/>
       </w:rPr>
-      <w:t>10. Összegzés</w:t>
+      <w:t>4. Backend áttekintés</w:t>
     </w:r>
     <w:r>
       <w:rPr>
@@ -68284,10 +68212,19 @@
 </file>
 
 <file path=customXml/item1.xml><?xml version="1.0" encoding="utf-8"?>
+<?mso-contentType ?>
+<FormTemplates xmlns="http://schemas.microsoft.com/sharepoint/v3/contenttype/forms">
+  <Display>DocumentLibraryForm</Display>
+  <Edit>DocumentLibraryForm</Edit>
+  <New>DocumentLibraryForm</New>
+</FormTemplates>
+</file>
+
+<file path=customXml/item2.xml><?xml version="1.0" encoding="utf-8"?>
 <b:Sources xmlns:b="http://schemas.openxmlformats.org/officeDocument/2006/bibliography" xmlns="http://schemas.openxmlformats.org/officeDocument/2006/bibliography" SelectedStyle="/APA.XSL" StyleName="APA"/>
 </file>
 
-<file path=customXml/item2.xml><?xml version="1.0" encoding="utf-8"?>
+<file path=customXml/item3.xml><?xml version="1.0" encoding="utf-8"?>
 <p:properties xmlns:p="http://schemas.microsoft.com/office/2006/metadata/properties" xmlns:xsi="http://www.w3.org/2001/XMLSchema-instance" xmlns:pc="http://schemas.microsoft.com/office/infopath/2007/PartnerControls">
   <documentManagement>
     <_activity xmlns="64c0277e-5de0-4056-9370-e9676439e81a" xsi:nil="true"/>
@@ -68295,7 +68232,7 @@
 </p:properties>
 </file>
 
-<file path=customXml/item3.xml><?xml version="1.0" encoding="utf-8"?>
+<file path=customXml/item4.xml><?xml version="1.0" encoding="utf-8"?>
 <ct:contentTypeSchema xmlns:ct="http://schemas.microsoft.com/office/2006/metadata/contentType" xmlns:ma="http://schemas.microsoft.com/office/2006/metadata/properties/metaAttributes" ct:_="" ma:_="" ma:contentTypeName="Dokumentum" ma:contentTypeID="0x01010094E76EB93CF0AD43B6ED050A8DBF9BA9" ma:contentTypeVersion="14" ma:contentTypeDescription="Új dokumentum létrehozása." ma:contentTypeScope="" ma:versionID="d965a1349c25fb98f6721bf2fd670d6b">
   <xsd:schema xmlns:xsd="http://www.w3.org/2001/XMLSchema" xmlns:xs="http://www.w3.org/2001/XMLSchema" xmlns:p="http://schemas.microsoft.com/office/2006/metadata/properties" xmlns:ns3="64c0277e-5de0-4056-9370-e9676439e81a" xmlns:ns4="98a96f5a-1cfc-4fab-8b09-400adf1bcdf0" targetNamespace="http://schemas.microsoft.com/office/2006/metadata/properties" ma:root="true" ma:fieldsID="1eec29be2b64070a2a0d2db500580a6e" ns3:_="" ns4:_="">
     <xsd:import namespace="64c0277e-5de0-4056-9370-e9676439e81a"/>
@@ -68522,16 +68459,15 @@
 </ct:contentTypeSchema>
 </file>
 
-<file path=customXml/item4.xml><?xml version="1.0" encoding="utf-8"?>
-<?mso-contentType ?>
-<FormTemplates xmlns="http://schemas.microsoft.com/sharepoint/v3/contenttype/forms">
-  <Display>DocumentLibraryForm</Display>
-  <Edit>DocumentLibraryForm</Edit>
-  <New>DocumentLibraryForm</New>
-</FormTemplates>
+<file path=customXml/itemProps1.xml><?xml version="1.0" encoding="utf-8"?>
+<ds:datastoreItem xmlns:ds="http://schemas.openxmlformats.org/officeDocument/2006/customXml" ds:itemID="{2113441F-95DB-467E-82BB-51FF3A97AC1D}">
+  <ds:schemaRefs>
+    <ds:schemaRef ds:uri="http://schemas.microsoft.com/sharepoint/v3/contenttype/forms"/>
+  </ds:schemaRefs>
+</ds:datastoreItem>
 </file>
 
-<file path=customXml/itemProps1.xml><?xml version="1.0" encoding="utf-8"?>
+<file path=customXml/itemProps2.xml><?xml version="1.0" encoding="utf-8"?>
 <ds:datastoreItem xmlns:ds="http://schemas.openxmlformats.org/officeDocument/2006/customXml" ds:itemID="{D04E6C27-D4C1-4774-88CB-A0533F8E9120}">
   <ds:schemaRefs>
     <ds:schemaRef ds:uri="http://schemas.openxmlformats.org/officeDocument/2006/bibliography"/>
@@ -68539,7 +68475,7 @@
 </ds:datastoreItem>
 </file>
 
-<file path=customXml/itemProps2.xml><?xml version="1.0" encoding="utf-8"?>
+<file path=customXml/itemProps3.xml><?xml version="1.0" encoding="utf-8"?>
 <ds:datastoreItem xmlns:ds="http://schemas.openxmlformats.org/officeDocument/2006/customXml" ds:itemID="{613219A3-3B45-4069-A2CE-9F4D645B84DD}">
   <ds:schemaRefs>
     <ds:schemaRef ds:uri="http://schemas.microsoft.com/office/2006/metadata/properties"/>
@@ -68549,7 +68485,7 @@
 </ds:datastoreItem>
 </file>
 
-<file path=customXml/itemProps3.xml><?xml version="1.0" encoding="utf-8"?>
+<file path=customXml/itemProps4.xml><?xml version="1.0" encoding="utf-8"?>
 <ds:datastoreItem xmlns:ds="http://schemas.openxmlformats.org/officeDocument/2006/customXml" ds:itemID="{E7205477-4847-43AC-B698-C808A19DDCC3}">
   <ds:schemaRefs>
     <ds:schemaRef ds:uri="http://schemas.microsoft.com/office/2006/metadata/contentType"/>
@@ -68566,12 +68502,4 @@
     <ds:schemaRef ds:uri="http://schemas.microsoft.com/internal/obd"/>
   </ds:schemaRefs>
 </ds:datastoreItem>
-</file>
-
-<file path=customXml/itemProps4.xml><?xml version="1.0" encoding="utf-8"?>
-<ds:datastoreItem xmlns:ds="http://schemas.openxmlformats.org/officeDocument/2006/customXml" ds:itemID="{2113441F-95DB-467E-82BB-51FF3A97AC1D}">
-  <ds:schemaRefs>
-    <ds:schemaRef ds:uri="http://schemas.microsoft.com/sharepoint/v3/contenttype/forms"/>
-  </ds:schemaRefs>
-</ds:datastoreItem>
 </file>
--- a/Docs/Mi_Hirunk_dokumentacio_bovitett.docx
+++ b/Docs/Mi_Hirunk_dokumentacio_bovitett.docx
@@ -36366,7 +36366,7 @@
           <w:szCs w:val="24"/>
           <w:lang w:val="hu-HU" w:eastAsia="hu-HU"/>
         </w:rPr>
-        <w:t>Ez a UserProfile interfész azt írja le, hogy egy felhasználói profil objektumnak milyen adatai vannak, például azonosítók, szint, XP, név és profilkép. Arra szolgál, hogy a frontend mindenhol egységesen tudja kezelni a profiladatokat, és a TypeScript jelezzen, ha valami hiányzik vagy rossz típusú.</w:t>
+        <w:t>Ez a UserProfile interfész azt írja le, hogy egy felhasználói profil objektumnak milyen adatai vannak, például azonosítók, szint, XP, név és profilkép. Arra szolgál, hogy a frontend mindenhol egységesen tudja kezelni a profiladatokat, és a TypeScript jelezzen, ha valami hiányzik vagy rossz típusú</w:t>
       </w:r>
       <w:r>
         <w:rPr>
@@ -36374,31 +36374,7 @@
           <w:szCs w:val="24"/>
           <w:lang w:val="hu-HU" w:eastAsia="hu-HU"/>
         </w:rPr>
-        <w:t xml:space="preserve"> </w:t>
-      </w:r>
-      <w:r>
-        <w:rPr>
-          <w:rFonts w:cs="Times New Roman"/>
-          <w:szCs w:val="24"/>
-          <w:lang w:val="hu-HU" w:eastAsia="hu-HU"/>
-        </w:rPr>
-        <w:t xml:space="preserve">Általában olyan helyeken használják, ahol profiladatokat kell megjeleníteni vagy továbbadni, például profiloldalon, fejlécben, kommenteknél vagy felhasználói kártyákban. </w:t>
-      </w:r>
-      <w:r>
-        <w:rPr>
-          <w:rFonts w:cs="Times New Roman"/>
-          <w:szCs w:val="24"/>
-          <w:lang w:val="hu-HU" w:eastAsia="hu-HU"/>
-        </w:rPr>
-        <w:t>N</w:t>
-      </w:r>
-      <w:r>
-        <w:rPr>
-          <w:rFonts w:cs="Times New Roman"/>
-          <w:szCs w:val="24"/>
-          <w:lang w:val="hu-HU" w:eastAsia="hu-HU"/>
-        </w:rPr>
-        <w:t>em kell minden komponensben külön kitalálni az adatok szerkezetét, így a kód átláthatóbb és kevesebb benne a hiba.</w:t>
+        <w:t>.</w:t>
       </w:r>
     </w:p>
     <w:p>
@@ -37532,7 +37508,6 @@
           <w:sz w:val="19"/>
           <w:lang w:val="hu-HU"/>
         </w:rPr>
-        <w:lastRenderedPageBreak/>
         <w:t>const baseURL = import.meta.env.VITE_API_URL;</w:t>
       </w:r>
       <w:r>
@@ -37560,6 +37535,14 @@
           <w:lang w:val="hu-HU"/>
         </w:rPr>
         <w:br/>
+      </w:r>
+      <w:r>
+        <w:rPr>
+          <w:rFonts w:ascii="Courier New" w:eastAsia="Courier New" w:hAnsi="Courier New"/>
+          <w:sz w:val="19"/>
+          <w:lang w:val="hu-HU"/>
+        </w:rPr>
+        <w:lastRenderedPageBreak/>
         <w:t xml:space="preserve">    withCredentials: true,</w:t>
       </w:r>
       <w:r>
@@ -39065,7 +39048,6 @@
               <w:rPr>
                 <w:lang w:val="hu-HU"/>
               </w:rPr>
-              <w:lastRenderedPageBreak/>
               <w:t>Kódfedés</w:t>
             </w:r>
           </w:p>
@@ -52222,7 +52204,7 @@
         <w:i/>
         <w:noProof/>
       </w:rPr>
-      <w:t>4. Backend áttekintés</w:t>
+      <w:t>10. Összegzés</w:t>
     </w:r>
     <w:r>
       <w:rPr>
@@ -68212,6 +68194,10 @@
 </file>
 
 <file path=customXml/item1.xml><?xml version="1.0" encoding="utf-8"?>
+<b:Sources xmlns:b="http://schemas.openxmlformats.org/officeDocument/2006/bibliography" xmlns="http://schemas.openxmlformats.org/officeDocument/2006/bibliography" SelectedStyle="/APA.XSL" StyleName="APA"/>
+</file>
+
+<file path=customXml/item2.xml><?xml version="1.0" encoding="utf-8"?>
 <?mso-contentType ?>
 <FormTemplates xmlns="http://schemas.microsoft.com/sharepoint/v3/contenttype/forms">
   <Display>DocumentLibraryForm</Display>
@@ -68220,19 +68206,7 @@
 </FormTemplates>
 </file>
 
-<file path=customXml/item2.xml><?xml version="1.0" encoding="utf-8"?>
-<b:Sources xmlns:b="http://schemas.openxmlformats.org/officeDocument/2006/bibliography" xmlns="http://schemas.openxmlformats.org/officeDocument/2006/bibliography" SelectedStyle="/APA.XSL" StyleName="APA"/>
-</file>
-
 <file path=customXml/item3.xml><?xml version="1.0" encoding="utf-8"?>
-<p:properties xmlns:p="http://schemas.microsoft.com/office/2006/metadata/properties" xmlns:xsi="http://www.w3.org/2001/XMLSchema-instance" xmlns:pc="http://schemas.microsoft.com/office/infopath/2007/PartnerControls">
-  <documentManagement>
-    <_activity xmlns="64c0277e-5de0-4056-9370-e9676439e81a" xsi:nil="true"/>
-  </documentManagement>
-</p:properties>
-</file>
-
-<file path=customXml/item4.xml><?xml version="1.0" encoding="utf-8"?>
 <ct:contentTypeSchema xmlns:ct="http://schemas.microsoft.com/office/2006/metadata/contentType" xmlns:ma="http://schemas.microsoft.com/office/2006/metadata/properties/metaAttributes" ct:_="" ma:_="" ma:contentTypeName="Dokumentum" ma:contentTypeID="0x01010094E76EB93CF0AD43B6ED050A8DBF9BA9" ma:contentTypeVersion="14" ma:contentTypeDescription="Új dokumentum létrehozása." ma:contentTypeScope="" ma:versionID="d965a1349c25fb98f6721bf2fd670d6b">
   <xsd:schema xmlns:xsd="http://www.w3.org/2001/XMLSchema" xmlns:xs="http://www.w3.org/2001/XMLSchema" xmlns:p="http://schemas.microsoft.com/office/2006/metadata/properties" xmlns:ns3="64c0277e-5de0-4056-9370-e9676439e81a" xmlns:ns4="98a96f5a-1cfc-4fab-8b09-400adf1bcdf0" targetNamespace="http://schemas.microsoft.com/office/2006/metadata/properties" ma:root="true" ma:fieldsID="1eec29be2b64070a2a0d2db500580a6e" ns3:_="" ns4:_="">
     <xsd:import namespace="64c0277e-5de0-4056-9370-e9676439e81a"/>
@@ -68459,7 +68433,23 @@
 </ct:contentTypeSchema>
 </file>
 
+<file path=customXml/item4.xml><?xml version="1.0" encoding="utf-8"?>
+<p:properties xmlns:p="http://schemas.microsoft.com/office/2006/metadata/properties" xmlns:xsi="http://www.w3.org/2001/XMLSchema-instance" xmlns:pc="http://schemas.microsoft.com/office/infopath/2007/PartnerControls">
+  <documentManagement>
+    <_activity xmlns="64c0277e-5de0-4056-9370-e9676439e81a" xsi:nil="true"/>
+  </documentManagement>
+</p:properties>
+</file>
+
 <file path=customXml/itemProps1.xml><?xml version="1.0" encoding="utf-8"?>
+<ds:datastoreItem xmlns:ds="http://schemas.openxmlformats.org/officeDocument/2006/customXml" ds:itemID="{D04E6C27-D4C1-4774-88CB-A0533F8E9120}">
+  <ds:schemaRefs>
+    <ds:schemaRef ds:uri="http://schemas.openxmlformats.org/officeDocument/2006/bibliography"/>
+  </ds:schemaRefs>
+</ds:datastoreItem>
+</file>
+
+<file path=customXml/itemProps2.xml><?xml version="1.0" encoding="utf-8"?>
 <ds:datastoreItem xmlns:ds="http://schemas.openxmlformats.org/officeDocument/2006/customXml" ds:itemID="{2113441F-95DB-467E-82BB-51FF3A97AC1D}">
   <ds:schemaRefs>
     <ds:schemaRef ds:uri="http://schemas.microsoft.com/sharepoint/v3/contenttype/forms"/>
@@ -68467,25 +68457,7 @@
 </ds:datastoreItem>
 </file>
 
-<file path=customXml/itemProps2.xml><?xml version="1.0" encoding="utf-8"?>
-<ds:datastoreItem xmlns:ds="http://schemas.openxmlformats.org/officeDocument/2006/customXml" ds:itemID="{D04E6C27-D4C1-4774-88CB-A0533F8E9120}">
-  <ds:schemaRefs>
-    <ds:schemaRef ds:uri="http://schemas.openxmlformats.org/officeDocument/2006/bibliography"/>
-  </ds:schemaRefs>
-</ds:datastoreItem>
-</file>
-
 <file path=customXml/itemProps3.xml><?xml version="1.0" encoding="utf-8"?>
-<ds:datastoreItem xmlns:ds="http://schemas.openxmlformats.org/officeDocument/2006/customXml" ds:itemID="{613219A3-3B45-4069-A2CE-9F4D645B84DD}">
-  <ds:schemaRefs>
-    <ds:schemaRef ds:uri="http://schemas.microsoft.com/office/2006/metadata/properties"/>
-    <ds:schemaRef ds:uri="http://schemas.microsoft.com/office/infopath/2007/PartnerControls"/>
-    <ds:schemaRef ds:uri="64c0277e-5de0-4056-9370-e9676439e81a"/>
-  </ds:schemaRefs>
-</ds:datastoreItem>
-</file>
-
-<file path=customXml/itemProps4.xml><?xml version="1.0" encoding="utf-8"?>
 <ds:datastoreItem xmlns:ds="http://schemas.openxmlformats.org/officeDocument/2006/customXml" ds:itemID="{E7205477-4847-43AC-B698-C808A19DDCC3}">
   <ds:schemaRefs>
     <ds:schemaRef ds:uri="http://schemas.microsoft.com/office/2006/metadata/contentType"/>
@@ -68502,4 +68474,14 @@
     <ds:schemaRef ds:uri="http://schemas.microsoft.com/internal/obd"/>
   </ds:schemaRefs>
 </ds:datastoreItem>
+</file>
+
+<file path=customXml/itemProps4.xml><?xml version="1.0" encoding="utf-8"?>
+<ds:datastoreItem xmlns:ds="http://schemas.openxmlformats.org/officeDocument/2006/customXml" ds:itemID="{613219A3-3B45-4069-A2CE-9F4D645B84DD}">
+  <ds:schemaRefs>
+    <ds:schemaRef ds:uri="http://schemas.microsoft.com/office/2006/metadata/properties"/>
+    <ds:schemaRef ds:uri="http://schemas.microsoft.com/office/infopath/2007/PartnerControls"/>
+    <ds:schemaRef ds:uri="64c0277e-5de0-4056-9370-e9676439e81a"/>
+  </ds:schemaRefs>
+</ds:datastoreItem>
 </file>